--- a/docpac_030309/Unit1Lesson3/Unit1Lesson3.docx
+++ b/docpac_030309/Unit1Lesson3/Unit1Lesson3.docx
@@ -1215,7 +1215,7 @@
         <w:rPr>
           <w:rStyle w:val="HTMLCode"/>
         </w:rPr>
-        <w:t>Week 1/</w:t>
+        <w:t>Unit1Lesson3/</w:t>
       </w:r>
     </w:p>
     <w:p>
